--- a/docs/klein-attractor/Klein_NS_Bridge_Research.docx
+++ b/docs/klein-attractor/Klein_NS_Bridge_Research.docx
@@ -245,6 +245,18 @@
           <w:docGrid w:linePitch="360"/>
         </w:sectPr>
       </w:pPr>
+    </w:p>
+    <w:p>
+      <w:pPr>
+        <w:jc w:val="center"/>
+      </w:pPr>
+      <w:r>
+        <w:rPr>
+          <w:b/>
+          <w:sz w:val="28"/>
+        </w:rPr>
+        <w:t>Iskhak Hamzatovich Isaev</w:t>
+      </w:r>
     </w:p>
     <w:p>
       <w:pPr>
